--- a/Note/Jobs Report.docx
+++ b/Note/Jobs Report.docx
@@ -2541,6 +2541,8 @@
         <w:t>...tutto in un'unica app leggera, senza canone mensile e completamente personalizzabile per le tue specifiche esigenze.</w:t>
       </w:r>
     </w:p>
+    <w:p/>
+    <w:p/>
     <w:p/>
     <w:sectPr>
       <w:pgSz w:w="11906" w:h="16838"/>
